--- a/docs/project_report.docx
+++ b/docs/project_report.docx
@@ -12,7 +12,7 @@
           <w:color w:val="0D1B2A"/>
           <w:sz w:val="56"/>
         </w:rPr>
-        <w:t>SkyGuard AI — Project Report</w:t>
+        <w:t>Agentic UAV Mission Planning and Safety Compliance Assistant — Project Report</w:t>
       </w:r>
     </w:p>
     <w:p>
@@ -58,7 +58,7 @@
           <w:color w:val="2D3748"/>
           <w:sz w:val="22"/>
         </w:rPr>
-        <w:t>SkyGuard AI is an end-to-end software application for planning Unmanned Aerial Vehicle (UAV) missions using an agentic AI-based workflow. The system accepts a mission request in natural language or via a structured form, converts it into a flight plan, generates optimal waypoints, performs safety compliance checks, applies corrections when violations are detected, and produces detailed reports and exportable flight files.</w:t>
+        <w:t>Agentic UAV Mission Planning and Safety Compliance Assistant is an end-to-end software application for planning Unmanned Aerial Vehicle (UAV) missions using an agentic AI-based workflow. The system accepts a mission request in natural language or via a structured form, converts it into a flight plan, generates optimal waypoints, performs safety compliance checks, applies corrections when violations are detected, and produces detailed reports and exportable flight files.</w:t>
       </w:r>
     </w:p>
     <w:p>
@@ -1333,7 +1333,7 @@
           <w:color w:val="2D3748"/>
           <w:sz w:val="22"/>
         </w:rPr>
-        <w:t>SkyGuard AI successfully demonstrates an end-to-end agentic UAV mission planning pipeline that is physically accurate, legally compliant, and ready for real-world integration.</w:t>
+        <w:t>Agentic UAV Mission Planning and Safety Compliance Assistant successfully demonstrates an end-to-end agentic UAV mission planning pipeline that is physically accurate, legally compliant, and ready for real-world integration.</w:t>
       </w:r>
     </w:p>
     <w:p>

--- a/docs/project_report.docx
+++ b/docs/project_report.docx
@@ -219,462 +219,462 @@
           <w:sz w:val="22"/>
           <w:szCs w:val="22"/>
         </w:rPr>
-        <w:t xml:space="preserve">3. Executive Summary — 4</w:t>
-      </w:r>
-    </w:p>
-    <w:p>
-      <w:pPr>
-        <w:spacing w:after="160" w:line="276"/>
-      </w:pPr>
-      <w:r>
-        <w:rPr>
-          <w:rFonts w:ascii="Calibri" w:cs="Calibri" w:eastAsia="Calibri" w:hAnsi="Calibri"/>
-          <w:sz w:val="22"/>
-          <w:szCs w:val="22"/>
-        </w:rPr>
-        <w:t xml:space="preserve">4. Introduction — 4</w:t>
-      </w:r>
-    </w:p>
-    <w:p>
-      <w:pPr>
-        <w:spacing w:after="160" w:line="276"/>
-      </w:pPr>
-      <w:r>
-        <w:rPr>
-          <w:rFonts w:ascii="Calibri" w:cs="Calibri" w:eastAsia="Calibri" w:hAnsi="Calibri"/>
-          <w:sz w:val="22"/>
-          <w:szCs w:val="22"/>
-        </w:rPr>
-        <w:t xml:space="preserve">     4.1 Background and Motivation — 4</w:t>
-      </w:r>
-    </w:p>
-    <w:p>
-      <w:pPr>
-        <w:spacing w:after="160" w:line="276"/>
-      </w:pPr>
-      <w:r>
-        <w:rPr>
-          <w:rFonts w:ascii="Calibri" w:cs="Calibri" w:eastAsia="Calibri" w:hAnsi="Calibri"/>
-          <w:sz w:val="22"/>
-          <w:szCs w:val="22"/>
-        </w:rPr>
-        <w:t xml:space="preserve">     4.2 Problem Statement — 5</w:t>
-      </w:r>
-    </w:p>
-    <w:p>
-      <w:pPr>
-        <w:spacing w:after="160" w:line="276"/>
-      </w:pPr>
-      <w:r>
-        <w:rPr>
-          <w:rFonts w:ascii="Calibri" w:cs="Calibri" w:eastAsia="Calibri" w:hAnsi="Calibri"/>
-          <w:sz w:val="22"/>
-          <w:szCs w:val="22"/>
-        </w:rPr>
-        <w:t xml:space="preserve">     4.3 Project Objectives — 5</w:t>
-      </w:r>
-    </w:p>
-    <w:p>
-      <w:pPr>
-        <w:spacing w:after="160" w:line="276"/>
-      </w:pPr>
-      <w:r>
-        <w:rPr>
-          <w:rFonts w:ascii="Calibri" w:cs="Calibri" w:eastAsia="Calibri" w:hAnsi="Calibri"/>
-          <w:sz w:val="22"/>
-          <w:szCs w:val="22"/>
-        </w:rPr>
-        <w:t xml:space="preserve">5. System Architecture — 6</w:t>
-      </w:r>
-    </w:p>
-    <w:p>
-      <w:pPr>
-        <w:spacing w:after="160" w:line="276"/>
-      </w:pPr>
-      <w:r>
-        <w:rPr>
-          <w:rFonts w:ascii="Calibri" w:cs="Calibri" w:eastAsia="Calibri" w:hAnsi="Calibri"/>
-          <w:sz w:val="22"/>
-          <w:szCs w:val="22"/>
-        </w:rPr>
-        <w:t xml:space="preserve">     5.1 Overall Architecture Diagram — 6</w:t>
-      </w:r>
-    </w:p>
-    <w:p>
-      <w:pPr>
-        <w:spacing w:after="160" w:line="276"/>
-      </w:pPr>
-      <w:r>
-        <w:rPr>
-          <w:rFonts w:ascii="Calibri" w:cs="Calibri" w:eastAsia="Calibri" w:hAnsi="Calibri"/>
-          <w:sz w:val="22"/>
-          <w:szCs w:val="22"/>
-        </w:rPr>
-        <w:t xml:space="preserve">     5.2 Technology Stack — 7</w:t>
-      </w:r>
-    </w:p>
-    <w:p>
-      <w:pPr>
-        <w:spacing w:after="160" w:line="276"/>
-      </w:pPr>
-      <w:r>
-        <w:rPr>
-          <w:rFonts w:ascii="Calibri" w:cs="Calibri" w:eastAsia="Calibri" w:hAnsi="Calibri"/>
-          <w:sz w:val="22"/>
-          <w:szCs w:val="22"/>
-        </w:rPr>
-        <w:t xml:space="preserve">     5.3 Agentic Workflow — 7</w:t>
-      </w:r>
-    </w:p>
-    <w:p>
-      <w:pPr>
-        <w:spacing w:after="160" w:line="276"/>
-      </w:pPr>
-      <w:r>
-        <w:rPr>
-          <w:rFonts w:ascii="Calibri" w:cs="Calibri" w:eastAsia="Calibri" w:hAnsi="Calibri"/>
-          <w:sz w:val="22"/>
-          <w:szCs w:val="22"/>
-        </w:rPr>
-        <w:t xml:space="preserve">     5.4 System Flow Diagram — 9</w:t>
-      </w:r>
-    </w:p>
-    <w:p>
-      <w:pPr>
-        <w:spacing w:after="160" w:line="276"/>
-      </w:pPr>
-      <w:r>
-        <w:rPr>
-          <w:rFonts w:ascii="Calibri" w:cs="Calibri" w:eastAsia="Calibri" w:hAnsi="Calibri"/>
-          <w:sz w:val="22"/>
-          <w:szCs w:val="22"/>
-        </w:rPr>
-        <w:t xml:space="preserve">6. Implementation Details — 10</w:t>
-      </w:r>
-    </w:p>
-    <w:p>
-      <w:pPr>
-        <w:spacing w:after="160" w:line="276"/>
-      </w:pPr>
-      <w:r>
-        <w:rPr>
-          <w:rFonts w:ascii="Calibri" w:cs="Calibri" w:eastAsia="Calibri" w:hAnsi="Calibri"/>
-          <w:sz w:val="22"/>
-          <w:szCs w:val="22"/>
-        </w:rPr>
-        <w:t xml:space="preserve">     6.1 User Interface and Pages — 10</w:t>
-      </w:r>
-    </w:p>
-    <w:p>
-      <w:pPr>
-        <w:spacing w:after="160" w:line="276"/>
-      </w:pPr>
-      <w:r>
-        <w:rPr>
-          <w:rFonts w:ascii="Calibri" w:cs="Calibri" w:eastAsia="Calibri" w:hAnsi="Calibri"/>
-          <w:sz w:val="22"/>
-          <w:szCs w:val="22"/>
-        </w:rPr>
-        <w:t xml:space="preserve">     6.2 Dual Display Mode System — 11</w:t>
-      </w:r>
-    </w:p>
-    <w:p>
-      <w:pPr>
-        <w:spacing w:after="160" w:line="276"/>
-      </w:pPr>
-      <w:r>
-        <w:rPr>
-          <w:rFonts w:ascii="Calibri" w:cs="Calibri" w:eastAsia="Calibri" w:hAnsi="Calibri"/>
-          <w:sz w:val="22"/>
-          <w:szCs w:val="22"/>
-        </w:rPr>
-        <w:t xml:space="preserve">     6.3 Key Algorithms and Technical Innovations — 11</w:t>
-      </w:r>
-    </w:p>
-    <w:p>
-      <w:pPr>
-        <w:spacing w:after="160" w:line="276"/>
-      </w:pPr>
-      <w:r>
-        <w:rPr>
-          <w:rFonts w:ascii="Calibri" w:cs="Calibri" w:eastAsia="Calibri" w:hAnsi="Calibri"/>
-          <w:sz w:val="22"/>
-          <w:szCs w:val="22"/>
-        </w:rPr>
-        <w:t xml:space="preserve">     6.4 Database Design — 12</w:t>
-      </w:r>
-    </w:p>
-    <w:p>
-      <w:pPr>
-        <w:spacing w:after="160" w:line="276"/>
-      </w:pPr>
-      <w:r>
-        <w:rPr>
-          <w:rFonts w:ascii="Calibri" w:cs="Calibri" w:eastAsia="Calibri" w:hAnsi="Calibri"/>
-          <w:sz w:val="22"/>
-          <w:szCs w:val="22"/>
-        </w:rPr>
-        <w:t xml:space="preserve">     6.5 Export Capabilities — 13</w:t>
-      </w:r>
-    </w:p>
-    <w:p>
-      <w:pPr>
-        <w:spacing w:after="160" w:line="276"/>
-      </w:pPr>
-      <w:r>
-        <w:rPr>
-          <w:rFonts w:ascii="Calibri" w:cs="Calibri" w:eastAsia="Calibri" w:hAnsi="Calibri"/>
-          <w:sz w:val="22"/>
-          <w:szCs w:val="22"/>
-        </w:rPr>
-        <w:t xml:space="preserve">     6.6 Docker Containerization — 13</w:t>
-      </w:r>
-    </w:p>
-    <w:p>
-      <w:pPr>
-        <w:spacing w:after="160" w:line="276"/>
-      </w:pPr>
-      <w:r>
-        <w:rPr>
-          <w:rFonts w:ascii="Calibri" w:cs="Calibri" w:eastAsia="Calibri" w:hAnsi="Calibri"/>
-          <w:sz w:val="22"/>
-          <w:szCs w:val="22"/>
-        </w:rPr>
-        <w:t xml:space="preserve">7. Safety Compliance Rules — 14</w:t>
-      </w:r>
-    </w:p>
-    <w:p>
-      <w:pPr>
-        <w:spacing w:after="160" w:line="276"/>
-      </w:pPr>
-      <w:r>
-        <w:rPr>
-          <w:rFonts w:ascii="Calibri" w:cs="Calibri" w:eastAsia="Calibri" w:hAnsi="Calibri"/>
-          <w:sz w:val="22"/>
-          <w:szCs w:val="22"/>
-        </w:rPr>
-        <w:t xml:space="preserve">8. Testing and Validation — 16</w:t>
-      </w:r>
-    </w:p>
-    <w:p>
-      <w:pPr>
-        <w:spacing w:after="160" w:line="276"/>
-      </w:pPr>
-      <w:r>
-        <w:rPr>
-          <w:rFonts w:ascii="Calibri" w:cs="Calibri" w:eastAsia="Calibri" w:hAnsi="Calibri"/>
-          <w:sz w:val="22"/>
-          <w:szCs w:val="22"/>
-        </w:rPr>
-        <w:t xml:space="preserve">     8.1 Unit Tests — 16</w:t>
-      </w:r>
-    </w:p>
-    <w:p>
-      <w:pPr>
-        <w:spacing w:after="160" w:line="276"/>
-      </w:pPr>
-      <w:r>
-        <w:rPr>
-          <w:rFonts w:ascii="Calibri" w:cs="Calibri" w:eastAsia="Calibri" w:hAnsi="Calibri"/>
-          <w:sz w:val="22"/>
-          <w:szCs w:val="22"/>
-        </w:rPr>
-        <w:t xml:space="preserve">     8.2 Manual Testing — 16</w:t>
-      </w:r>
-    </w:p>
-    <w:p>
-      <w:pPr>
-        <w:spacing w:after="160" w:line="276"/>
-      </w:pPr>
-      <w:r>
-        <w:rPr>
-          <w:rFonts w:ascii="Calibri" w:cs="Calibri" w:eastAsia="Calibri" w:hAnsi="Calibri"/>
-          <w:sz w:val="22"/>
-          <w:szCs w:val="22"/>
-        </w:rPr>
-        <w:t xml:space="preserve">     8.3 Validation Results — 16</w:t>
-      </w:r>
-    </w:p>
-    <w:p>
-      <w:pPr>
-        <w:spacing w:after="160" w:line="276"/>
-      </w:pPr>
-      <w:r>
-        <w:rPr>
-          <w:rFonts w:ascii="Calibri" w:cs="Calibri" w:eastAsia="Calibri" w:hAnsi="Calibri"/>
-          <w:sz w:val="22"/>
-          <w:szCs w:val="22"/>
-        </w:rPr>
-        <w:t xml:space="preserve">9. Project Challenges and Solutions — 17</w:t>
-      </w:r>
-    </w:p>
-    <w:p>
-      <w:pPr>
-        <w:spacing w:after="160" w:line="276"/>
-      </w:pPr>
-      <w:r>
-        <w:rPr>
-          <w:rFonts w:ascii="Calibri" w:cs="Calibri" w:eastAsia="Calibri" w:hAnsi="Calibri"/>
-          <w:sz w:val="22"/>
-          <w:szCs w:val="22"/>
-        </w:rPr>
-        <w:t xml:space="preserve">10. Features Implemented — 19</w:t>
-      </w:r>
-    </w:p>
-    <w:p>
-      <w:pPr>
-        <w:spacing w:after="160" w:line="276"/>
-      </w:pPr>
-      <w:r>
-        <w:rPr>
-          <w:rFonts w:ascii="Calibri" w:cs="Calibri" w:eastAsia="Calibri" w:hAnsi="Calibri"/>
-          <w:sz w:val="22"/>
-          <w:szCs w:val="22"/>
-        </w:rPr>
-        <w:t xml:space="preserve">11. Screenshots — 20</w:t>
-      </w:r>
-    </w:p>
-    <w:p>
-      <w:pPr>
-        <w:spacing w:after="160" w:line="276"/>
-      </w:pPr>
-      <w:r>
-        <w:rPr>
-          <w:rFonts w:ascii="Calibri" w:cs="Calibri" w:eastAsia="Calibri" w:hAnsi="Calibri"/>
-          <w:sz w:val="22"/>
-          <w:szCs w:val="22"/>
-        </w:rPr>
-        <w:t xml:space="preserve">12. Future Work — 27</w:t>
-      </w:r>
-    </w:p>
-    <w:p>
-      <w:pPr>
-        <w:spacing w:after="160" w:line="276"/>
-      </w:pPr>
-      <w:r>
-        <w:rPr>
-          <w:rFonts w:ascii="Calibri" w:cs="Calibri" w:eastAsia="Calibri" w:hAnsi="Calibri"/>
-          <w:sz w:val="22"/>
-          <w:szCs w:val="22"/>
-        </w:rPr>
-        <w:t xml:space="preserve">13. Conclusion — 27</w:t>
-      </w:r>
-    </w:p>
-    <w:p>
-      <w:pPr>
-        <w:spacing w:after="160" w:line="276"/>
-      </w:pPr>
-      <w:r>
-        <w:rPr>
-          <w:rFonts w:ascii="Calibri" w:cs="Calibri" w:eastAsia="Calibri" w:hAnsi="Calibri"/>
-          <w:sz w:val="22"/>
-          <w:szCs w:val="22"/>
-        </w:rPr>
-        <w:t xml:space="preserve">14. References — 29</w:t>
-      </w:r>
-    </w:p>
-    <w:p>
-      <w:pPr>
-        <w:spacing w:after="160" w:line="276"/>
-      </w:pPr>
-      <w:r>
-        <w:rPr>
-          <w:rFonts w:ascii="Calibri" w:cs="Calibri" w:eastAsia="Calibri" w:hAnsi="Calibri"/>
-          <w:sz w:val="22"/>
-          <w:szCs w:val="22"/>
-        </w:rPr>
-        <w:t xml:space="preserve">15. Appendix — 30</w:t>
-      </w:r>
-    </w:p>
-    <w:p>
-      <w:pPr>
-        <w:spacing w:after="160" w:line="276"/>
-      </w:pPr>
-      <w:r>
-        <w:rPr>
-          <w:rFonts w:ascii="Calibri" w:cs="Calibri" w:eastAsia="Calibri" w:hAnsi="Calibri"/>
-          <w:sz w:val="22"/>
-          <w:szCs w:val="22"/>
-        </w:rPr>
-        <w:t xml:space="preserve">     Appendix A. Complete Project Folder Structure — 30</w:t>
-      </w:r>
-    </w:p>
-    <w:p>
-      <w:pPr>
-        <w:spacing w:after="160" w:line="276"/>
-      </w:pPr>
-      <w:r>
-        <w:rPr>
-          <w:rFonts w:ascii="Calibri" w:cs="Calibri" w:eastAsia="Calibri" w:hAnsi="Calibri"/>
-          <w:sz w:val="22"/>
-          <w:szCs w:val="22"/>
-        </w:rPr>
-        <w:t xml:space="preserve">     Appendix B. Sample Mission JSON Output — 30</w:t>
-      </w:r>
-    </w:p>
-    <w:p>
-      <w:pPr>
-        <w:spacing w:after="160" w:line="276"/>
-      </w:pPr>
-      <w:r>
-        <w:rPr>
-          <w:rFonts w:ascii="Calibri" w:cs="Calibri" w:eastAsia="Calibri" w:hAnsi="Calibri"/>
-          <w:sz w:val="22"/>
-          <w:szCs w:val="22"/>
-        </w:rPr>
-        <w:t xml:space="preserve">     Appendix C. Sample Waypoint CSV Output — 31</w:t>
-      </w:r>
-    </w:p>
-    <w:p>
-      <w:pPr>
-        <w:spacing w:after="160" w:line="276"/>
-      </w:pPr>
-      <w:r>
-        <w:rPr>
-          <w:rFonts w:ascii="Calibri" w:cs="Calibri" w:eastAsia="Calibri" w:hAnsi="Calibri"/>
-          <w:sz w:val="22"/>
-          <w:szCs w:val="22"/>
-        </w:rPr>
-        <w:t xml:space="preserve">     Appendix D. Sample PDF Report Page — 31</w:t>
-      </w:r>
-    </w:p>
-    <w:p>
-      <w:pPr>
-        <w:spacing w:after="160" w:line="276"/>
-      </w:pPr>
-      <w:r>
-        <w:rPr>
-          <w:rFonts w:ascii="Calibri" w:cs="Calibri" w:eastAsia="Calibri" w:hAnsi="Calibri"/>
-          <w:sz w:val="22"/>
-          <w:szCs w:val="22"/>
-        </w:rPr>
-        <w:t xml:space="preserve">     Appendix E. Installation and Setup Instructions — 31</w:t>
-      </w:r>
-    </w:p>
-    <w:p>
-      <w:pPr>
-        <w:spacing w:after="160" w:line="276"/>
-      </w:pPr>
-      <w:r>
-        <w:rPr>
-          <w:rFonts w:ascii="Calibri" w:cs="Calibri" w:eastAsia="Calibri" w:hAnsi="Calibri"/>
-          <w:sz w:val="22"/>
-          <w:szCs w:val="22"/>
-        </w:rPr>
-        <w:t xml:space="preserve">     Appendix F. Docker Deployment Instructions — 31</w:t>
-      </w:r>
-    </w:p>
-    <w:p>
-      <w:pPr>
-        <w:spacing w:after="160" w:line="276"/>
-      </w:pPr>
-      <w:r>
-        <w:rPr>
-          <w:rFonts w:ascii="Calibri" w:cs="Calibri" w:eastAsia="Calibri" w:hAnsi="Calibri"/>
-          <w:sz w:val="22"/>
-          <w:szCs w:val="22"/>
-        </w:rPr>
-        <w:t xml:space="preserve">     Appendix G. Sample Natural Language Prompts and Extracted Parameters — 31</w:t>
+        <w:t xml:space="preserve">3. Executive Summary .... 4</w:t>
+      </w:r>
+    </w:p>
+    <w:p>
+      <w:pPr>
+        <w:spacing w:after="160" w:line="276"/>
+      </w:pPr>
+      <w:r>
+        <w:rPr>
+          <w:rFonts w:ascii="Calibri" w:cs="Calibri" w:eastAsia="Calibri" w:hAnsi="Calibri"/>
+          <w:sz w:val="22"/>
+          <w:szCs w:val="22"/>
+        </w:rPr>
+        <w:t xml:space="preserve">4. Introduction .... 4</w:t>
+      </w:r>
+    </w:p>
+    <w:p>
+      <w:pPr>
+        <w:spacing w:after="160" w:line="276"/>
+      </w:pPr>
+      <w:r>
+        <w:rPr>
+          <w:rFonts w:ascii="Calibri" w:cs="Calibri" w:eastAsia="Calibri" w:hAnsi="Calibri"/>
+          <w:sz w:val="22"/>
+          <w:szCs w:val="22"/>
+        </w:rPr>
+        <w:t xml:space="preserve">     4.1 Background and Motivation .... 4</w:t>
+      </w:r>
+    </w:p>
+    <w:p>
+      <w:pPr>
+        <w:spacing w:after="160" w:line="276"/>
+      </w:pPr>
+      <w:r>
+        <w:rPr>
+          <w:rFonts w:ascii="Calibri" w:cs="Calibri" w:eastAsia="Calibri" w:hAnsi="Calibri"/>
+          <w:sz w:val="22"/>
+          <w:szCs w:val="22"/>
+        </w:rPr>
+        <w:t xml:space="preserve">     4.2 Problem Statement .... 5</w:t>
+      </w:r>
+    </w:p>
+    <w:p>
+      <w:pPr>
+        <w:spacing w:after="160" w:line="276"/>
+      </w:pPr>
+      <w:r>
+        <w:rPr>
+          <w:rFonts w:ascii="Calibri" w:cs="Calibri" w:eastAsia="Calibri" w:hAnsi="Calibri"/>
+          <w:sz w:val="22"/>
+          <w:szCs w:val="22"/>
+        </w:rPr>
+        <w:t xml:space="preserve">     4.3 Project Objectives .... 5</w:t>
+      </w:r>
+    </w:p>
+    <w:p>
+      <w:pPr>
+        <w:spacing w:after="160" w:line="276"/>
+      </w:pPr>
+      <w:r>
+        <w:rPr>
+          <w:rFonts w:ascii="Calibri" w:cs="Calibri" w:eastAsia="Calibri" w:hAnsi="Calibri"/>
+          <w:sz w:val="22"/>
+          <w:szCs w:val="22"/>
+        </w:rPr>
+        <w:t xml:space="preserve">5. System Architecture .... 6</w:t>
+      </w:r>
+    </w:p>
+    <w:p>
+      <w:pPr>
+        <w:spacing w:after="160" w:line="276"/>
+      </w:pPr>
+      <w:r>
+        <w:rPr>
+          <w:rFonts w:ascii="Calibri" w:cs="Calibri" w:eastAsia="Calibri" w:hAnsi="Calibri"/>
+          <w:sz w:val="22"/>
+          <w:szCs w:val="22"/>
+        </w:rPr>
+        <w:t xml:space="preserve">     5.1 Overall Architecture Diagram .... 6</w:t>
+      </w:r>
+    </w:p>
+    <w:p>
+      <w:pPr>
+        <w:spacing w:after="160" w:line="276"/>
+      </w:pPr>
+      <w:r>
+        <w:rPr>
+          <w:rFonts w:ascii="Calibri" w:cs="Calibri" w:eastAsia="Calibri" w:hAnsi="Calibri"/>
+          <w:sz w:val="22"/>
+          <w:szCs w:val="22"/>
+        </w:rPr>
+        <w:t xml:space="preserve">     5.2 Technology Stack .... 7</w:t>
+      </w:r>
+    </w:p>
+    <w:p>
+      <w:pPr>
+        <w:spacing w:after="160" w:line="276"/>
+      </w:pPr>
+      <w:r>
+        <w:rPr>
+          <w:rFonts w:ascii="Calibri" w:cs="Calibri" w:eastAsia="Calibri" w:hAnsi="Calibri"/>
+          <w:sz w:val="22"/>
+          <w:szCs w:val="22"/>
+        </w:rPr>
+        <w:t xml:space="preserve">     5.3 Agentic Workflow .... 7</w:t>
+      </w:r>
+    </w:p>
+    <w:p>
+      <w:pPr>
+        <w:spacing w:after="160" w:line="276"/>
+      </w:pPr>
+      <w:r>
+        <w:rPr>
+          <w:rFonts w:ascii="Calibri" w:cs="Calibri" w:eastAsia="Calibri" w:hAnsi="Calibri"/>
+          <w:sz w:val="22"/>
+          <w:szCs w:val="22"/>
+        </w:rPr>
+        <w:t xml:space="preserve">     5.4 System Flow Diagram .... 9</w:t>
+      </w:r>
+    </w:p>
+    <w:p>
+      <w:pPr>
+        <w:spacing w:after="160" w:line="276"/>
+      </w:pPr>
+      <w:r>
+        <w:rPr>
+          <w:rFonts w:ascii="Calibri" w:cs="Calibri" w:eastAsia="Calibri" w:hAnsi="Calibri"/>
+          <w:sz w:val="22"/>
+          <w:szCs w:val="22"/>
+        </w:rPr>
+        <w:t xml:space="preserve">6. Implementation Details .... 10</w:t>
+      </w:r>
+    </w:p>
+    <w:p>
+      <w:pPr>
+        <w:spacing w:after="160" w:line="276"/>
+      </w:pPr>
+      <w:r>
+        <w:rPr>
+          <w:rFonts w:ascii="Calibri" w:cs="Calibri" w:eastAsia="Calibri" w:hAnsi="Calibri"/>
+          <w:sz w:val="22"/>
+          <w:szCs w:val="22"/>
+        </w:rPr>
+        <w:t xml:space="preserve">     6.1 User Interface and Pages .... 10</w:t>
+      </w:r>
+    </w:p>
+    <w:p>
+      <w:pPr>
+        <w:spacing w:after="160" w:line="276"/>
+      </w:pPr>
+      <w:r>
+        <w:rPr>
+          <w:rFonts w:ascii="Calibri" w:cs="Calibri" w:eastAsia="Calibri" w:hAnsi="Calibri"/>
+          <w:sz w:val="22"/>
+          <w:szCs w:val="22"/>
+        </w:rPr>
+        <w:t xml:space="preserve">     6.2 Dual Display Mode System .... 11</w:t>
+      </w:r>
+    </w:p>
+    <w:p>
+      <w:pPr>
+        <w:spacing w:after="160" w:line="276"/>
+      </w:pPr>
+      <w:r>
+        <w:rPr>
+          <w:rFonts w:ascii="Calibri" w:cs="Calibri" w:eastAsia="Calibri" w:hAnsi="Calibri"/>
+          <w:sz w:val="22"/>
+          <w:szCs w:val="22"/>
+        </w:rPr>
+        <w:t xml:space="preserve">     6.3 Key Algorithms and Technical Innovations .... 11</w:t>
+      </w:r>
+    </w:p>
+    <w:p>
+      <w:pPr>
+        <w:spacing w:after="160" w:line="276"/>
+      </w:pPr>
+      <w:r>
+        <w:rPr>
+          <w:rFonts w:ascii="Calibri" w:cs="Calibri" w:eastAsia="Calibri" w:hAnsi="Calibri"/>
+          <w:sz w:val="22"/>
+          <w:szCs w:val="22"/>
+        </w:rPr>
+        <w:t xml:space="preserve">     6.4 Database Design .... 12</w:t>
+      </w:r>
+    </w:p>
+    <w:p>
+      <w:pPr>
+        <w:spacing w:after="160" w:line="276"/>
+      </w:pPr>
+      <w:r>
+        <w:rPr>
+          <w:rFonts w:ascii="Calibri" w:cs="Calibri" w:eastAsia="Calibri" w:hAnsi="Calibri"/>
+          <w:sz w:val="22"/>
+          <w:szCs w:val="22"/>
+        </w:rPr>
+        <w:t xml:space="preserve">     6.5 Export Capabilities .... 13</w:t>
+      </w:r>
+    </w:p>
+    <w:p>
+      <w:pPr>
+        <w:spacing w:after="160" w:line="276"/>
+      </w:pPr>
+      <w:r>
+        <w:rPr>
+          <w:rFonts w:ascii="Calibri" w:cs="Calibri" w:eastAsia="Calibri" w:hAnsi="Calibri"/>
+          <w:sz w:val="22"/>
+          <w:szCs w:val="22"/>
+        </w:rPr>
+        <w:t xml:space="preserve">     6.6 Docker Containerization .... 13</w:t>
+      </w:r>
+    </w:p>
+    <w:p>
+      <w:pPr>
+        <w:spacing w:after="160" w:line="276"/>
+      </w:pPr>
+      <w:r>
+        <w:rPr>
+          <w:rFonts w:ascii="Calibri" w:cs="Calibri" w:eastAsia="Calibri" w:hAnsi="Calibri"/>
+          <w:sz w:val="22"/>
+          <w:szCs w:val="22"/>
+        </w:rPr>
+        <w:t xml:space="preserve">7. Safety Compliance Rules .... 14</w:t>
+      </w:r>
+    </w:p>
+    <w:p>
+      <w:pPr>
+        <w:spacing w:after="160" w:line="276"/>
+      </w:pPr>
+      <w:r>
+        <w:rPr>
+          <w:rFonts w:ascii="Calibri" w:cs="Calibri" w:eastAsia="Calibri" w:hAnsi="Calibri"/>
+          <w:sz w:val="22"/>
+          <w:szCs w:val="22"/>
+        </w:rPr>
+        <w:t xml:space="preserve">8. Testing and Validation .... 16</w:t>
+      </w:r>
+    </w:p>
+    <w:p>
+      <w:pPr>
+        <w:spacing w:after="160" w:line="276"/>
+      </w:pPr>
+      <w:r>
+        <w:rPr>
+          <w:rFonts w:ascii="Calibri" w:cs="Calibri" w:eastAsia="Calibri" w:hAnsi="Calibri"/>
+          <w:sz w:val="22"/>
+          <w:szCs w:val="22"/>
+        </w:rPr>
+        <w:t xml:space="preserve">     8.1 Unit Tests .... 16</w:t>
+      </w:r>
+    </w:p>
+    <w:p>
+      <w:pPr>
+        <w:spacing w:after="160" w:line="276"/>
+      </w:pPr>
+      <w:r>
+        <w:rPr>
+          <w:rFonts w:ascii="Calibri" w:cs="Calibri" w:eastAsia="Calibri" w:hAnsi="Calibri"/>
+          <w:sz w:val="22"/>
+          <w:szCs w:val="22"/>
+        </w:rPr>
+        <w:t xml:space="preserve">     8.2 Manual Testing .... 16</w:t>
+      </w:r>
+    </w:p>
+    <w:p>
+      <w:pPr>
+        <w:spacing w:after="160" w:line="276"/>
+      </w:pPr>
+      <w:r>
+        <w:rPr>
+          <w:rFonts w:ascii="Calibri" w:cs="Calibri" w:eastAsia="Calibri" w:hAnsi="Calibri"/>
+          <w:sz w:val="22"/>
+          <w:szCs w:val="22"/>
+        </w:rPr>
+        <w:t xml:space="preserve">     8.3 Validation Results .... 16</w:t>
+      </w:r>
+    </w:p>
+    <w:p>
+      <w:pPr>
+        <w:spacing w:after="160" w:line="276"/>
+      </w:pPr>
+      <w:r>
+        <w:rPr>
+          <w:rFonts w:ascii="Calibri" w:cs="Calibri" w:eastAsia="Calibri" w:hAnsi="Calibri"/>
+          <w:sz w:val="22"/>
+          <w:szCs w:val="22"/>
+        </w:rPr>
+        <w:t xml:space="preserve">9. Project Challenges and Solutions .... 17</w:t>
+      </w:r>
+    </w:p>
+    <w:p>
+      <w:pPr>
+        <w:spacing w:after="160" w:line="276"/>
+      </w:pPr>
+      <w:r>
+        <w:rPr>
+          <w:rFonts w:ascii="Calibri" w:cs="Calibri" w:eastAsia="Calibri" w:hAnsi="Calibri"/>
+          <w:sz w:val="22"/>
+          <w:szCs w:val="22"/>
+        </w:rPr>
+        <w:t xml:space="preserve">10. Features Implemented .... 19</w:t>
+      </w:r>
+    </w:p>
+    <w:p>
+      <w:pPr>
+        <w:spacing w:after="160" w:line="276"/>
+      </w:pPr>
+      <w:r>
+        <w:rPr>
+          <w:rFonts w:ascii="Calibri" w:cs="Calibri" w:eastAsia="Calibri" w:hAnsi="Calibri"/>
+          <w:sz w:val="22"/>
+          <w:szCs w:val="22"/>
+        </w:rPr>
+        <w:t xml:space="preserve">11. Screenshots .... 20</w:t>
+      </w:r>
+    </w:p>
+    <w:p>
+      <w:pPr>
+        <w:spacing w:after="160" w:line="276"/>
+      </w:pPr>
+      <w:r>
+        <w:rPr>
+          <w:rFonts w:ascii="Calibri" w:cs="Calibri" w:eastAsia="Calibri" w:hAnsi="Calibri"/>
+          <w:sz w:val="22"/>
+          <w:szCs w:val="22"/>
+        </w:rPr>
+        <w:t xml:space="preserve">12. Future Work .... 27</w:t>
+      </w:r>
+    </w:p>
+    <w:p>
+      <w:pPr>
+        <w:spacing w:after="160" w:line="276"/>
+      </w:pPr>
+      <w:r>
+        <w:rPr>
+          <w:rFonts w:ascii="Calibri" w:cs="Calibri" w:eastAsia="Calibri" w:hAnsi="Calibri"/>
+          <w:sz w:val="22"/>
+          <w:szCs w:val="22"/>
+        </w:rPr>
+        <w:t xml:space="preserve">13. Conclusion .... 27</w:t>
+      </w:r>
+    </w:p>
+    <w:p>
+      <w:pPr>
+        <w:spacing w:after="160" w:line="276"/>
+      </w:pPr>
+      <w:r>
+        <w:rPr>
+          <w:rFonts w:ascii="Calibri" w:cs="Calibri" w:eastAsia="Calibri" w:hAnsi="Calibri"/>
+          <w:sz w:val="22"/>
+          <w:szCs w:val="22"/>
+        </w:rPr>
+        <w:t xml:space="preserve">14. References .... 29</w:t>
+      </w:r>
+    </w:p>
+    <w:p>
+      <w:pPr>
+        <w:spacing w:after="160" w:line="276"/>
+      </w:pPr>
+      <w:r>
+        <w:rPr>
+          <w:rFonts w:ascii="Calibri" w:cs="Calibri" w:eastAsia="Calibri" w:hAnsi="Calibri"/>
+          <w:sz w:val="22"/>
+          <w:szCs w:val="22"/>
+        </w:rPr>
+        <w:t xml:space="preserve">15. Appendix .... 30</w:t>
+      </w:r>
+    </w:p>
+    <w:p>
+      <w:pPr>
+        <w:spacing w:after="160" w:line="276"/>
+      </w:pPr>
+      <w:r>
+        <w:rPr>
+          <w:rFonts w:ascii="Calibri" w:cs="Calibri" w:eastAsia="Calibri" w:hAnsi="Calibri"/>
+          <w:sz w:val="22"/>
+          <w:szCs w:val="22"/>
+        </w:rPr>
+        <w:t xml:space="preserve">     Appendix A. Complete Project Folder Structure .... 30</w:t>
+      </w:r>
+    </w:p>
+    <w:p>
+      <w:pPr>
+        <w:spacing w:after="160" w:line="276"/>
+      </w:pPr>
+      <w:r>
+        <w:rPr>
+          <w:rFonts w:ascii="Calibri" w:cs="Calibri" w:eastAsia="Calibri" w:hAnsi="Calibri"/>
+          <w:sz w:val="22"/>
+          <w:szCs w:val="22"/>
+        </w:rPr>
+        <w:t xml:space="preserve">     Appendix B. Sample Mission JSON Output .... 30</w:t>
+      </w:r>
+    </w:p>
+    <w:p>
+      <w:pPr>
+        <w:spacing w:after="160" w:line="276"/>
+      </w:pPr>
+      <w:r>
+        <w:rPr>
+          <w:rFonts w:ascii="Calibri" w:cs="Calibri" w:eastAsia="Calibri" w:hAnsi="Calibri"/>
+          <w:sz w:val="22"/>
+          <w:szCs w:val="22"/>
+        </w:rPr>
+        <w:t xml:space="preserve">     Appendix C. Sample Waypoint CSV Output .... 31</w:t>
+      </w:r>
+    </w:p>
+    <w:p>
+      <w:pPr>
+        <w:spacing w:after="160" w:line="276"/>
+      </w:pPr>
+      <w:r>
+        <w:rPr>
+          <w:rFonts w:ascii="Calibri" w:cs="Calibri" w:eastAsia="Calibri" w:hAnsi="Calibri"/>
+          <w:sz w:val="22"/>
+          <w:szCs w:val="22"/>
+        </w:rPr>
+        <w:t xml:space="preserve">     Appendix D. Sample PDF Report Page .... 31</w:t>
+      </w:r>
+    </w:p>
+    <w:p>
+      <w:pPr>
+        <w:spacing w:after="160" w:line="276"/>
+      </w:pPr>
+      <w:r>
+        <w:rPr>
+          <w:rFonts w:ascii="Calibri" w:cs="Calibri" w:eastAsia="Calibri" w:hAnsi="Calibri"/>
+          <w:sz w:val="22"/>
+          <w:szCs w:val="22"/>
+        </w:rPr>
+        <w:t xml:space="preserve">     Appendix E. Installation and Setup Instructions .... 31</w:t>
+      </w:r>
+    </w:p>
+    <w:p>
+      <w:pPr>
+        <w:spacing w:after="160" w:line="276"/>
+      </w:pPr>
+      <w:r>
+        <w:rPr>
+          <w:rFonts w:ascii="Calibri" w:cs="Calibri" w:eastAsia="Calibri" w:hAnsi="Calibri"/>
+          <w:sz w:val="22"/>
+          <w:szCs w:val="22"/>
+        </w:rPr>
+        <w:t xml:space="preserve">     Appendix F. Docker Deployment Instructions .... 31</w:t>
+      </w:r>
+    </w:p>
+    <w:p>
+      <w:pPr>
+        <w:spacing w:after="160" w:line="276"/>
+      </w:pPr>
+      <w:r>
+        <w:rPr>
+          <w:rFonts w:ascii="Calibri" w:cs="Calibri" w:eastAsia="Calibri" w:hAnsi="Calibri"/>
+          <w:sz w:val="22"/>
+          <w:szCs w:val="22"/>
+        </w:rPr>
+        <w:t xml:space="preserve">     Appendix G. Sample Natural Language Prompts and Extracted Parameters .... 31</w:t>
       </w:r>
     </w:p>
     <w:p>
